--- a/zaini_case_audit_output/outputs/word/documents/017_شكوى التفتيش القضائي قضية 42824717 ـ 16-07-2025 ـ موقع.PDF.docx
+++ b/zaini_case_audit_output/outputs/word/documents/017_شكوى التفتيش القضائي قضية 42824717 ـ 16-07-2025 ـ موقع.PDF.docx
@@ -53,6 +53,20 @@
         <w:t>[مخرج آلي / Script Output - سماوي]  [مخرج آلي يحتاج مراجعة بشرية - وردي]</w:t>
       </w:r>
     </w:p>
+    <w:p>
+      <w:pPr>
+        <w:jc w:val="right"/>
+        <w:bidi/>
+      </w:pPr>
+      <w:r>
+        <w:rPr>
+          <w:b w:val="0"/>
+          <w:i/>
+          <w:color w:val="C00000"/>
+        </w:rPr>
+        <w:t>[نص ممسوح OCR صُحِّح ترتيبه آلياً — قد يحتوي أخطاء طفيفة]</w:t>
+      </w:r>
+    </w:p>
     <w:p/>
     <w:p>
       <w:pPr>
@@ -103,7 +117,7 @@
           <w:b w:val="0"/>
           <w:i w:val="0"/>
         </w:rPr>
-        <w:t>معالي رئيس المجلس الأعلى للقضاء (التفتيش القضائي)</w:t>
+        <w:t>(يئاضقلا شيتفتلا) ءاضقلل ىلعألا سلجملا سيئر يلاعم</w:t>
       </w:r>
     </w:p>
     <w:p>
@@ -285,7 +299,7 @@
           <w:b w:val="0"/>
           <w:i w:val="0"/>
         </w:rPr>
-        <w:t>رابعا: توجد شهادات وإقرارات بصحة التوقيع على العقد من الطرفين وهما بكامل أهليتهما المعتبرة شرعا من الشهود والحضور وهم كل من -۱ عدنان فوري النهدي -۲ فيصل فهد القثامي - عبده مسعد مهدي الوصابي ٤- عماد محمد صالح القرعاوي (مرفق ۲ الشهادات).</w:t>
+        <w:t>.(تاداهشلا ۲ قفرم) يواعرقلا حلاص دمحم دامع ٤- يباصولا يدهم دعسم هدبع - يماثقلا دهف لصيف ۲- يدهنلا يروف ناندع ۱- نم لك مهو روضحلاو دوهشلا نم اعرش ةربتعملا امهتيلهأ لماكب امهو نيفرطلا نم دقعلا ىلع عيقوتلا ةحصب تارارقإو تاداهش دجوت :اعبار</w:t>
       </w:r>
     </w:p>
     <w:p>
@@ -350,7 +364,7 @@
           <w:b w:val="0"/>
           <w:i w:val="0"/>
         </w:rPr>
-        <w:t>المشتكي / أسامة بن أحمد بن عباس زيني</w:t>
+        <w:t>ينيز سابع نب دمحأ نب ةماسأ / يكتشملا</w:t>
       </w:r>
     </w:p>
     <w:p>
